--- a/Backend/data/templates/mau-to-khai-dang-ky-ket-hon.docx
+++ b/Backend/data/templates/mau-to-khai-dang-ky-ket-hon.docx
@@ -4,30 +4,478 @@
   <w:body>
     <w:p>
       <w:pPr>
+        <w:spacing w:before="0" w:after="0"/>
         <w:jc w:val="center"/>
       </w:pPr>
       <w:r>
         <w:rPr>
+          <w:rFonts w:ascii="Times New Roman" w:hAnsi="Times New Roman"/>
+          <w:rFonts w:ascii="Times New Roman" w:hAnsi="Times New Roman"/>
           <w:b/>
+          <w:i w:val="0"/>
+          <w:sz w:val="26"/>
+          <w:u w:val="none"/>
+        </w:rPr>
+        <w:t>CỘNG HOÀ XÃ HỘI CHỦ NGHĨA VIỆT NAM</w:t>
+      </w:r>
+    </w:p>
+    <w:p>
+      <w:pPr>
+        <w:spacing w:before="0" w:after="40"/>
+        <w:jc w:val="center"/>
+      </w:pPr>
+      <w:r>
+        <w:rPr>
+          <w:rFonts w:ascii="Times New Roman" w:hAnsi="Times New Roman"/>
+          <w:rFonts w:ascii="Times New Roman" w:hAnsi="Times New Roman"/>
+          <w:b w:val="0"/>
+          <w:i w:val="0"/>
+          <w:sz w:val="24"/>
+          <w:u w:val="none"/>
+        </w:rPr>
+        <w:t>Độc lập - Tự do - Hạnh phúc</w:t>
+      </w:r>
+    </w:p>
+    <w:p>
+      <w:pPr>
+        <w:spacing w:before="0" w:after="200"/>
+        <w:jc w:val="center"/>
+      </w:pPr>
+      <w:r>
+        <w:t>─────────────────────</w:t>
+      </w:r>
+    </w:p>
+    <w:p>
+      <w:pPr>
+        <w:spacing w:before="0" w:after="40"/>
+        <w:jc w:val="center"/>
+      </w:pPr>
+      <w:r>
+        <w:rPr>
+          <w:rFonts w:ascii="Times New Roman" w:hAnsi="Times New Roman"/>
+          <w:rFonts w:ascii="Times New Roman" w:hAnsi="Times New Roman"/>
+          <w:b/>
+          <w:i w:val="0"/>
           <w:sz w:val="28"/>
+          <w:u w:val="none"/>
         </w:rPr>
         <w:t>TỜ KHAI ĐĂNG KÝ KẾT HÔN</w:t>
       </w:r>
     </w:p>
     <w:p>
       <w:pPr>
+        <w:spacing w:before="0" w:after="280"/>
         <w:jc w:val="center"/>
       </w:pPr>
       <w:r>
         <w:rPr>
+          <w:rFonts w:ascii="Times New Roman" w:hAnsi="Times New Roman"/>
+          <w:rFonts w:ascii="Times New Roman" w:hAnsi="Times New Roman"/>
+          <w:b w:val="0"/>
           <w:i/>
-          <w:color w:val="444444"/>
-          <w:sz w:val="20"/>
+          <w:sz w:val="22"/>
+          <w:u w:val="none"/>
         </w:rPr>
-        <w:t>(Ban hành kèm theo Thông tư số 04/2020/TT-BTP)</w:t>
+        <w:t>(Ban hành kèm theo Thông tư số 04/2020/TT-BTP ngày 28/5/2020 của Bộ Tư pháp)</w:t>
       </w:r>
     </w:p>
-    <w:p/>
+    <w:p>
+      <w:pPr>
+        <w:spacing w:before="0" w:after="200"/>
+        <w:jc w:val="left"/>
+      </w:pPr>
+      <w:r>
+        <w:rPr>
+          <w:rFonts w:ascii="Times New Roman" w:hAnsi="Times New Roman"/>
+          <w:rFonts w:ascii="Times New Roman" w:hAnsi="Times New Roman"/>
+          <w:b w:val="0"/>
+          <w:i w:val="0"/>
+          <w:sz w:val="24"/>
+          <w:u w:val="none"/>
+        </w:rPr>
+        <w:t>Kính gửi: UBND ......................................................................</w:t>
+      </w:r>
+    </w:p>
+    <w:p>
+      <w:pPr>
+        <w:spacing w:before="0" w:after="80"/>
+        <w:jc w:val="left"/>
+      </w:pPr>
+      <w:r>
+        <w:rPr>
+          <w:rFonts w:ascii="Times New Roman" w:hAnsi="Times New Roman"/>
+          <w:rFonts w:ascii="Times New Roman" w:hAnsi="Times New Roman"/>
+          <w:b/>
+          <w:i w:val="0"/>
+          <w:sz w:val="24"/>
+          <w:u w:val="none"/>
+        </w:rPr>
+        <w:t>BÊN NAM</w:t>
+      </w:r>
+    </w:p>
+    <w:p>
+      <w:pPr>
+        <w:spacing w:after="80"/>
+        <w:jc w:val="left"/>
+      </w:pPr>
+      <w:r>
+        <w:rPr>
+          <w:rFonts w:ascii="Times New Roman" w:hAnsi="Times New Roman"/>
+          <w:rFonts w:ascii="Times New Roman" w:hAnsi="Times New Roman"/>
+          <w:b w:val="0"/>
+          <w:i w:val="0"/>
+          <w:sz w:val="24"/>
+          <w:u w:val="none"/>
+        </w:rPr>
+        <w:t xml:space="preserve">Họ và tên (chữ in hoa): </w:t>
+      </w:r>
+      <w:r>
+        <w:rPr>
+          <w:rFonts w:ascii="Times New Roman" w:hAnsi="Times New Roman"/>
+          <w:rFonts w:ascii="Times New Roman" w:hAnsi="Times New Roman"/>
+          <w:b w:val="0"/>
+          <w:i w:val="0"/>
+          <w:sz w:val="24"/>
+          <w:u w:val="single"/>
+        </w:rPr>
+        <w:t>{{ho_ten_nguoi_thu_nhat}}</w:t>
+      </w:r>
+    </w:p>
+    <w:p>
+      <w:pPr>
+        <w:spacing w:after="80"/>
+        <w:jc w:val="left"/>
+      </w:pPr>
+      <w:r>
+        <w:rPr>
+          <w:rFonts w:ascii="Times New Roman" w:hAnsi="Times New Roman"/>
+          <w:rFonts w:ascii="Times New Roman" w:hAnsi="Times New Roman"/>
+          <w:b w:val="0"/>
+          <w:i w:val="0"/>
+          <w:sz w:val="24"/>
+          <w:u w:val="none"/>
+        </w:rPr>
+        <w:t xml:space="preserve">Ngày, tháng, năm sinh: </w:t>
+      </w:r>
+      <w:r>
+        <w:rPr>
+          <w:rFonts w:ascii="Times New Roman" w:hAnsi="Times New Roman"/>
+          <w:rFonts w:ascii="Times New Roman" w:hAnsi="Times New Roman"/>
+          <w:b w:val="0"/>
+          <w:i w:val="0"/>
+          <w:sz w:val="24"/>
+          <w:u w:val="single"/>
+        </w:rPr>
+        <w:t xml:space="preserve">{{ngay_sinh_nguoi_1}}        </w:t>
+      </w:r>
+      <w:r>
+        <w:rPr>
+          <w:rFonts w:ascii="Times New Roman" w:hAnsi="Times New Roman"/>
+          <w:rFonts w:ascii="Times New Roman" w:hAnsi="Times New Roman"/>
+          <w:b w:val="0"/>
+          <w:i w:val="0"/>
+          <w:sz w:val="24"/>
+          <w:u w:val="none"/>
+        </w:rPr>
+        <w:t xml:space="preserve">Dân tộc: </w:t>
+      </w:r>
+      <w:r>
+        <w:rPr>
+          <w:rFonts w:ascii="Times New Roman" w:hAnsi="Times New Roman"/>
+          <w:rFonts w:ascii="Times New Roman" w:hAnsi="Times New Roman"/>
+          <w:b w:val="0"/>
+          <w:i w:val="0"/>
+          <w:sz w:val="24"/>
+          <w:u w:val="single"/>
+        </w:rPr>
+        <w:t>{{dan_toc_nguoi_1}}</w:t>
+      </w:r>
+    </w:p>
+    <w:p>
+      <w:pPr>
+        <w:spacing w:after="80"/>
+        <w:jc w:val="left"/>
+      </w:pPr>
+      <w:r>
+        <w:rPr>
+          <w:rFonts w:ascii="Times New Roman" w:hAnsi="Times New Roman"/>
+          <w:rFonts w:ascii="Times New Roman" w:hAnsi="Times New Roman"/>
+          <w:b w:val="0"/>
+          <w:i w:val="0"/>
+          <w:sz w:val="24"/>
+          <w:u w:val="none"/>
+        </w:rPr>
+        <w:t xml:space="preserve">Quốc tịch: </w:t>
+      </w:r>
+      <w:r>
+        <w:rPr>
+          <w:rFonts w:ascii="Times New Roman" w:hAnsi="Times New Roman"/>
+          <w:rFonts w:ascii="Times New Roman" w:hAnsi="Times New Roman"/>
+          <w:b w:val="0"/>
+          <w:i w:val="0"/>
+          <w:sz w:val="24"/>
+          <w:u w:val="single"/>
+        </w:rPr>
+        <w:t xml:space="preserve">{{quoc_tich_nguoi_1}}        </w:t>
+      </w:r>
+      <w:r>
+        <w:rPr>
+          <w:rFonts w:ascii="Times New Roman" w:hAnsi="Times New Roman"/>
+          <w:rFonts w:ascii="Times New Roman" w:hAnsi="Times New Roman"/>
+          <w:b w:val="0"/>
+          <w:i w:val="0"/>
+          <w:sz w:val="24"/>
+          <w:u w:val="none"/>
+        </w:rPr>
+        <w:t xml:space="preserve">Số CCCD/CMND: </w:t>
+      </w:r>
+      <w:r>
+        <w:rPr>
+          <w:rFonts w:ascii="Times New Roman" w:hAnsi="Times New Roman"/>
+          <w:rFonts w:ascii="Times New Roman" w:hAnsi="Times New Roman"/>
+          <w:b w:val="0"/>
+          <w:i w:val="0"/>
+          <w:sz w:val="24"/>
+          <w:u w:val="single"/>
+        </w:rPr>
+        <w:t>{{cccd_nguoi_1}}</w:t>
+      </w:r>
+    </w:p>
+    <w:p>
+      <w:pPr>
+        <w:spacing w:after="80"/>
+        <w:jc w:val="left"/>
+      </w:pPr>
+      <w:r>
+        <w:rPr>
+          <w:rFonts w:ascii="Times New Roman" w:hAnsi="Times New Roman"/>
+          <w:rFonts w:ascii="Times New Roman" w:hAnsi="Times New Roman"/>
+          <w:b w:val="0"/>
+          <w:i w:val="0"/>
+          <w:sz w:val="24"/>
+          <w:u w:val="none"/>
+        </w:rPr>
+        <w:t xml:space="preserve">Nơi thường trú/tạm trú: </w:t>
+      </w:r>
+      <w:r>
+        <w:rPr>
+          <w:rFonts w:ascii="Times New Roman" w:hAnsi="Times New Roman"/>
+          <w:rFonts w:ascii="Times New Roman" w:hAnsi="Times New Roman"/>
+          <w:b w:val="0"/>
+          <w:i w:val="0"/>
+          <w:sz w:val="24"/>
+          <w:u w:val="single"/>
+        </w:rPr>
+        <w:t>{{dia_chi_nguoi_1}}</w:t>
+      </w:r>
+    </w:p>
+    <w:p>
+      <w:pPr>
+        <w:spacing w:before="0" w:after="80"/>
+        <w:jc w:val="left"/>
+      </w:pPr>
+    </w:p>
+    <w:p>
+      <w:pPr>
+        <w:spacing w:before="0" w:after="80"/>
+        <w:jc w:val="left"/>
+      </w:pPr>
+      <w:r>
+        <w:rPr>
+          <w:rFonts w:ascii="Times New Roman" w:hAnsi="Times New Roman"/>
+          <w:rFonts w:ascii="Times New Roman" w:hAnsi="Times New Roman"/>
+          <w:b/>
+          <w:i w:val="0"/>
+          <w:sz w:val="24"/>
+          <w:u w:val="none"/>
+        </w:rPr>
+        <w:t>BÊN NỮ</w:t>
+      </w:r>
+    </w:p>
+    <w:p>
+      <w:pPr>
+        <w:spacing w:after="80"/>
+        <w:jc w:val="left"/>
+      </w:pPr>
+      <w:r>
+        <w:rPr>
+          <w:rFonts w:ascii="Times New Roman" w:hAnsi="Times New Roman"/>
+          <w:rFonts w:ascii="Times New Roman" w:hAnsi="Times New Roman"/>
+          <w:b w:val="0"/>
+          <w:i w:val="0"/>
+          <w:sz w:val="24"/>
+          <w:u w:val="none"/>
+        </w:rPr>
+        <w:t xml:space="preserve">Họ và tên (chữ in hoa): </w:t>
+      </w:r>
+      <w:r>
+        <w:rPr>
+          <w:rFonts w:ascii="Times New Roman" w:hAnsi="Times New Roman"/>
+          <w:rFonts w:ascii="Times New Roman" w:hAnsi="Times New Roman"/>
+          <w:b w:val="0"/>
+          <w:i w:val="0"/>
+          <w:sz w:val="24"/>
+          <w:u w:val="single"/>
+        </w:rPr>
+        <w:t>{{ho_ten_nguoi_thu_hai}}</w:t>
+      </w:r>
+    </w:p>
+    <w:p>
+      <w:pPr>
+        <w:spacing w:after="80"/>
+        <w:jc w:val="left"/>
+      </w:pPr>
+      <w:r>
+        <w:rPr>
+          <w:rFonts w:ascii="Times New Roman" w:hAnsi="Times New Roman"/>
+          <w:rFonts w:ascii="Times New Roman" w:hAnsi="Times New Roman"/>
+          <w:b w:val="0"/>
+          <w:i w:val="0"/>
+          <w:sz w:val="24"/>
+          <w:u w:val="none"/>
+        </w:rPr>
+        <w:t xml:space="preserve">Ngày, tháng, năm sinh: </w:t>
+      </w:r>
+      <w:r>
+        <w:rPr>
+          <w:rFonts w:ascii="Times New Roman" w:hAnsi="Times New Roman"/>
+          <w:rFonts w:ascii="Times New Roman" w:hAnsi="Times New Roman"/>
+          <w:b w:val="0"/>
+          <w:i w:val="0"/>
+          <w:sz w:val="24"/>
+          <w:u w:val="single"/>
+        </w:rPr>
+        <w:t xml:space="preserve">{{ngay_sinh_nguoi_2}}        </w:t>
+      </w:r>
+      <w:r>
+        <w:rPr>
+          <w:rFonts w:ascii="Times New Roman" w:hAnsi="Times New Roman"/>
+          <w:rFonts w:ascii="Times New Roman" w:hAnsi="Times New Roman"/>
+          <w:b w:val="0"/>
+          <w:i w:val="0"/>
+          <w:sz w:val="24"/>
+          <w:u w:val="none"/>
+        </w:rPr>
+        <w:t xml:space="preserve">Dân tộc: </w:t>
+      </w:r>
+      <w:r>
+        <w:rPr>
+          <w:rFonts w:ascii="Times New Roman" w:hAnsi="Times New Roman"/>
+          <w:rFonts w:ascii="Times New Roman" w:hAnsi="Times New Roman"/>
+          <w:b w:val="0"/>
+          <w:i w:val="0"/>
+          <w:sz w:val="24"/>
+          <w:u w:val="single"/>
+        </w:rPr>
+        <w:t>{{dan_toc_nguoi_2}}</w:t>
+      </w:r>
+    </w:p>
+    <w:p>
+      <w:pPr>
+        <w:spacing w:after="80"/>
+        <w:jc w:val="left"/>
+      </w:pPr>
+      <w:r>
+        <w:rPr>
+          <w:rFonts w:ascii="Times New Roman" w:hAnsi="Times New Roman"/>
+          <w:rFonts w:ascii="Times New Roman" w:hAnsi="Times New Roman"/>
+          <w:b w:val="0"/>
+          <w:i w:val="0"/>
+          <w:sz w:val="24"/>
+          <w:u w:val="none"/>
+        </w:rPr>
+        <w:t xml:space="preserve">Quốc tịch: </w:t>
+      </w:r>
+      <w:r>
+        <w:rPr>
+          <w:rFonts w:ascii="Times New Roman" w:hAnsi="Times New Roman"/>
+          <w:rFonts w:ascii="Times New Roman" w:hAnsi="Times New Roman"/>
+          <w:b w:val="0"/>
+          <w:i w:val="0"/>
+          <w:sz w:val="24"/>
+          <w:u w:val="single"/>
+        </w:rPr>
+        <w:t xml:space="preserve">{{quoc_tich_nguoi_2}}        </w:t>
+      </w:r>
+      <w:r>
+        <w:rPr>
+          <w:rFonts w:ascii="Times New Roman" w:hAnsi="Times New Roman"/>
+          <w:rFonts w:ascii="Times New Roman" w:hAnsi="Times New Roman"/>
+          <w:b w:val="0"/>
+          <w:i w:val="0"/>
+          <w:sz w:val="24"/>
+          <w:u w:val="none"/>
+        </w:rPr>
+        <w:t xml:space="preserve">Số CCCD/CMND: </w:t>
+      </w:r>
+      <w:r>
+        <w:rPr>
+          <w:rFonts w:ascii="Times New Roman" w:hAnsi="Times New Roman"/>
+          <w:rFonts w:ascii="Times New Roman" w:hAnsi="Times New Roman"/>
+          <w:b w:val="0"/>
+          <w:i w:val="0"/>
+          <w:sz w:val="24"/>
+          <w:u w:val="single"/>
+        </w:rPr>
+        <w:t>{{cccd_nguoi_2}}</w:t>
+      </w:r>
+    </w:p>
+    <w:p>
+      <w:pPr>
+        <w:spacing w:after="80"/>
+        <w:jc w:val="left"/>
+      </w:pPr>
+      <w:r>
+        <w:rPr>
+          <w:rFonts w:ascii="Times New Roman" w:hAnsi="Times New Roman"/>
+          <w:rFonts w:ascii="Times New Roman" w:hAnsi="Times New Roman"/>
+          <w:b w:val="0"/>
+          <w:i w:val="0"/>
+          <w:sz w:val="24"/>
+          <w:u w:val="none"/>
+        </w:rPr>
+        <w:t xml:space="preserve">Nơi thường trú/tạm trú: </w:t>
+      </w:r>
+      <w:r>
+        <w:rPr>
+          <w:rFonts w:ascii="Times New Roman" w:hAnsi="Times New Roman"/>
+          <w:rFonts w:ascii="Times New Roman" w:hAnsi="Times New Roman"/>
+          <w:b w:val="0"/>
+          <w:i w:val="0"/>
+          <w:sz w:val="24"/>
+          <w:u w:val="single"/>
+        </w:rPr>
+        <w:t>{{dia_chi_nguoi_2}}</w:t>
+      </w:r>
+    </w:p>
+    <w:p>
+      <w:pPr>
+        <w:spacing w:before="0" w:after="120"/>
+        <w:jc w:val="left"/>
+      </w:pPr>
+    </w:p>
+    <w:p>
+      <w:pPr>
+        <w:spacing w:after="80"/>
+      </w:pPr>
+      <w:r>
+        <w:rPr>
+          <w:rFonts w:ascii="Times New Roman" w:hAnsi="Times New Roman"/>
+          <w:rFonts w:ascii="Times New Roman" w:hAnsi="Times New Roman"/>
+          <w:b w:val="0"/>
+          <w:i w:val="0"/>
+          <w:sz w:val="24"/>
+          <w:u w:val="none"/>
+        </w:rPr>
+        <w:t>Hai bên chúng tôi tự nguyện đến đăng ký kết hôn và cam đoan những nội dung khai trên đây là đúng sự thật, chịu trách nhiệm trước pháp luật về tính chính xác của các thông tin đã khai.</w:t>
+      </w:r>
+    </w:p>
+    <w:p>
+      <w:pPr>
+        <w:spacing w:before="0" w:after="120"/>
+        <w:jc w:val="left"/>
+      </w:pPr>
+    </w:p>
     <w:tbl>
       <w:tblPr>
         <w:tblStyle w:val="TableGrid"/>
@@ -35,360 +483,169 @@
         <w:tblLook w:firstColumn="1" w:firstRow="1" w:lastColumn="0" w:lastRow="0" w:noHBand="0" w:noVBand="1" w:val="04A0"/>
       </w:tblPr>
       <w:tblGrid>
-        <w:gridCol w:w="3969"/>
-        <w:gridCol w:w="5669"/>
+        <w:gridCol w:w="4702"/>
+        <w:gridCol w:w="4702"/>
       </w:tblGrid>
       <w:tr>
         <w:tc>
           <w:tcPr>
             <w:tcW w:type="dxa" w:w="4702"/>
+            <w:tcBorders>
+              <w:top w:val="none"/>
+              <w:bottom w:val="none"/>
+              <w:left w:val="none"/>
+              <w:right w:val="none"/>
+            </w:tcBorders>
           </w:tcPr>
           <w:p>
+            <w:pPr>
+              <w:jc w:val="center"/>
+            </w:pPr>
             <w:r>
               <w:rPr>
-                <w:b/>
+                <w:rFonts w:ascii="Times New Roman" w:hAnsi="Times New Roman"/>
+                <w:rFonts w:ascii="Times New Roman" w:hAnsi="Times New Roman"/>
+                <w:b w:val="0"/>
+                <w:i/>
+                <w:sz w:val="24"/>
+                <w:u w:val="none"/>
               </w:rPr>
-              <w:t>Thông tin</w:t>
+              <w:t>Người thứ nhất</w:t>
+              <w:br/>
+              <w:t>(Ký, ghi rõ họ tên)</w:t>
+              <w:br/>
+              <w:br/>
+              <w:br/>
+              <w:br/>
+              <w:t>{{ho_ten_nguoi_thu_nhat}}</w:t>
             </w:r>
           </w:p>
         </w:tc>
         <w:tc>
           <w:tcPr>
             <w:tcW w:type="dxa" w:w="4702"/>
+            <w:tcBorders>
+              <w:top w:val="none"/>
+              <w:bottom w:val="none"/>
+              <w:left w:val="none"/>
+              <w:right w:val="none"/>
+            </w:tcBorders>
           </w:tcPr>
           <w:p>
+            <w:pPr>
+              <w:jc w:val="center"/>
+            </w:pPr>
             <w:r>
               <w:rPr>
-                <w:b/>
+                <w:rFonts w:ascii="Times New Roman" w:hAnsi="Times New Roman"/>
+                <w:rFonts w:ascii="Times New Roman" w:hAnsi="Times New Roman"/>
+                <w:b w:val="0"/>
+                <w:i/>
+                <w:sz w:val="24"/>
+                <w:u w:val="none"/>
               </w:rPr>
-              <w:t>Giá trị (điền vào)</w:t>
+              <w:t>{{dia_diem}}, ngày {{ngay}} tháng {{thang}} năm {{nam}}</w:t>
             </w:r>
           </w:p>
-        </w:tc>
-      </w:tr>
-      <w:tr>
-        <w:tc>
-          <w:tcPr>
-            <w:tcW w:type="dxa" w:w="3969"/>
-          </w:tcPr>
           <w:p>
+            <w:pPr>
+              <w:jc w:val="center"/>
+            </w:pPr>
             <w:r>
-              <w:t>Họ và tên người thứ nhất</w:t>
+              <w:rPr>
+                <w:rFonts w:ascii="Times New Roman" w:hAnsi="Times New Roman"/>
+                <w:rFonts w:ascii="Times New Roman" w:hAnsi="Times New Roman"/>
+                <w:b/>
+                <w:i w:val="0"/>
+                <w:sz w:val="24"/>
+                <w:u w:val="none"/>
+              </w:rPr>
+              <w:t>Người thứ hai</w:t>
             </w:r>
           </w:p>
-        </w:tc>
-        <w:tc>
-          <w:tcPr>
-            <w:tcW w:type="dxa" w:w="5669"/>
-          </w:tcPr>
           <w:p>
+            <w:pPr>
+              <w:jc w:val="center"/>
+            </w:pPr>
             <w:r>
-              <w:t>{{ho_ten_nguoi_thu_nhat}}</w:t>
+              <w:rPr>
+                <w:rFonts w:ascii="Times New Roman" w:hAnsi="Times New Roman"/>
+                <w:rFonts w:ascii="Times New Roman" w:hAnsi="Times New Roman"/>
+                <w:b w:val="0"/>
+                <w:i/>
+                <w:sz w:val="24"/>
+                <w:u w:val="none"/>
+              </w:rPr>
+              <w:t>(Ký, ghi rõ họ tên)</w:t>
             </w:r>
           </w:p>
-        </w:tc>
-      </w:tr>
-      <w:tr>
-        <w:tc>
-          <w:tcPr>
-            <w:tcW w:type="dxa" w:w="3969"/>
-          </w:tcPr>
           <w:p>
+            <w:pPr>
+              <w:jc w:val="center"/>
+            </w:pPr>
             <w:r>
-              <w:t>Ngày tháng năm sinh</w:t>
+              <w:rPr>
+                <w:rFonts w:ascii="Times New Roman" w:hAnsi="Times New Roman"/>
+                <w:rFonts w:ascii="Times New Roman" w:hAnsi="Times New Roman"/>
+                <w:b w:val="0"/>
+                <w:i w:val="0"/>
+                <w:sz w:val="24"/>
+                <w:u w:val="none"/>
+              </w:rPr>
             </w:r>
           </w:p>
-        </w:tc>
-        <w:tc>
-          <w:tcPr>
-            <w:tcW w:type="dxa" w:w="5669"/>
-          </w:tcPr>
           <w:p>
+            <w:pPr>
+              <w:jc w:val="center"/>
+            </w:pPr>
             <w:r>
-              <w:t>{{ngay_sinh_nguoi_1}}</w:t>
+              <w:rPr>
+                <w:rFonts w:ascii="Times New Roman" w:hAnsi="Times New Roman"/>
+                <w:rFonts w:ascii="Times New Roman" w:hAnsi="Times New Roman"/>
+                <w:b w:val="0"/>
+                <w:i w:val="0"/>
+                <w:sz w:val="24"/>
+                <w:u w:val="none"/>
+              </w:rPr>
             </w:r>
           </w:p>
-        </w:tc>
-      </w:tr>
-      <w:tr>
-        <w:tc>
-          <w:tcPr>
-            <w:tcW w:type="dxa" w:w="3969"/>
-          </w:tcPr>
           <w:p>
+            <w:pPr>
+              <w:jc w:val="center"/>
+            </w:pPr>
             <w:r>
-              <w:t>Dân tộc</w:t>
+              <w:rPr>
+                <w:rFonts w:ascii="Times New Roman" w:hAnsi="Times New Roman"/>
+                <w:rFonts w:ascii="Times New Roman" w:hAnsi="Times New Roman"/>
+                <w:b w:val="0"/>
+                <w:i w:val="0"/>
+                <w:sz w:val="24"/>
+                <w:u w:val="none"/>
+              </w:rPr>
             </w:r>
           </w:p>
-        </w:tc>
-        <w:tc>
-          <w:tcPr>
-            <w:tcW w:type="dxa" w:w="5669"/>
-          </w:tcPr>
           <w:p>
+            <w:pPr>
+              <w:jc w:val="center"/>
+            </w:pPr>
             <w:r>
-              <w:t>{{dan_toc_nguoi_1}}</w:t>
-            </w:r>
-          </w:p>
-        </w:tc>
-      </w:tr>
-      <w:tr>
-        <w:tc>
-          <w:tcPr>
-            <w:tcW w:type="dxa" w:w="3969"/>
-          </w:tcPr>
-          <w:p>
-            <w:r>
-              <w:t>Quốc tịch</w:t>
-            </w:r>
-          </w:p>
-        </w:tc>
-        <w:tc>
-          <w:tcPr>
-            <w:tcW w:type="dxa" w:w="5669"/>
-          </w:tcPr>
-          <w:p>
-            <w:r>
-              <w:t>{{quoc_tich_nguoi_1}}</w:t>
-            </w:r>
-          </w:p>
-        </w:tc>
-      </w:tr>
-      <w:tr>
-        <w:tc>
-          <w:tcPr>
-            <w:tcW w:type="dxa" w:w="3969"/>
-          </w:tcPr>
-          <w:p>
-            <w:r>
-              <w:t>Số CCCD/CMND</w:t>
-            </w:r>
-          </w:p>
-        </w:tc>
-        <w:tc>
-          <w:tcPr>
-            <w:tcW w:type="dxa" w:w="5669"/>
-          </w:tcPr>
-          <w:p>
-            <w:r>
-              <w:t>{{cccd_nguoi_1}}</w:t>
-            </w:r>
-          </w:p>
-        </w:tc>
-      </w:tr>
-      <w:tr>
-        <w:tc>
-          <w:tcPr>
-            <w:tcW w:type="dxa" w:w="3969"/>
-          </w:tcPr>
-          <w:p>
-            <w:r>
-              <w:t>Nơi thường trú/tạm trú</w:t>
-            </w:r>
-          </w:p>
-        </w:tc>
-        <w:tc>
-          <w:tcPr>
-            <w:tcW w:type="dxa" w:w="5669"/>
-          </w:tcPr>
-          <w:p>
-            <w:r>
-              <w:t>{{dia_chi_nguoi_1}}</w:t>
-            </w:r>
-          </w:p>
-        </w:tc>
-      </w:tr>
-      <w:tr>
-        <w:tc>
-          <w:tcPr>
-            <w:tcW w:type="dxa" w:w="3969"/>
-          </w:tcPr>
-          <w:p>
-            <w:r>
-              <w:t>Họ và tên người thứ hai</w:t>
-            </w:r>
-          </w:p>
-        </w:tc>
-        <w:tc>
-          <w:tcPr>
-            <w:tcW w:type="dxa" w:w="5669"/>
-          </w:tcPr>
-          <w:p>
-            <w:r>
+              <w:rPr>
+                <w:rFonts w:ascii="Times New Roman" w:hAnsi="Times New Roman"/>
+                <w:rFonts w:ascii="Times New Roman" w:hAnsi="Times New Roman"/>
+                <w:b/>
+                <w:i w:val="0"/>
+                <w:sz w:val="24"/>
+                <w:u w:val="none"/>
+              </w:rPr>
               <w:t>{{ho_ten_nguoi_thu_hai}}</w:t>
             </w:r>
           </w:p>
         </w:tc>
       </w:tr>
-      <w:tr>
-        <w:tc>
-          <w:tcPr>
-            <w:tcW w:type="dxa" w:w="3969"/>
-          </w:tcPr>
-          <w:p>
-            <w:r>
-              <w:t>Ngày tháng năm sinh</w:t>
-            </w:r>
-          </w:p>
-        </w:tc>
-        <w:tc>
-          <w:tcPr>
-            <w:tcW w:type="dxa" w:w="5669"/>
-          </w:tcPr>
-          <w:p>
-            <w:r>
-              <w:t>{{ngay_sinh_nguoi_2}}</w:t>
-            </w:r>
-          </w:p>
-        </w:tc>
-      </w:tr>
-      <w:tr>
-        <w:tc>
-          <w:tcPr>
-            <w:tcW w:type="dxa" w:w="3969"/>
-          </w:tcPr>
-          <w:p>
-            <w:r>
-              <w:t>Dân tộc</w:t>
-            </w:r>
-          </w:p>
-        </w:tc>
-        <w:tc>
-          <w:tcPr>
-            <w:tcW w:type="dxa" w:w="5669"/>
-          </w:tcPr>
-          <w:p>
-            <w:r>
-              <w:t>{{dan_toc_nguoi_2}}</w:t>
-            </w:r>
-          </w:p>
-        </w:tc>
-      </w:tr>
-      <w:tr>
-        <w:tc>
-          <w:tcPr>
-            <w:tcW w:type="dxa" w:w="3969"/>
-          </w:tcPr>
-          <w:p>
-            <w:r>
-              <w:t>Quốc tịch</w:t>
-            </w:r>
-          </w:p>
-        </w:tc>
-        <w:tc>
-          <w:tcPr>
-            <w:tcW w:type="dxa" w:w="5669"/>
-          </w:tcPr>
-          <w:p>
-            <w:r>
-              <w:t>{{quoc_tich_nguoi_2}}</w:t>
-            </w:r>
-          </w:p>
-        </w:tc>
-      </w:tr>
-      <w:tr>
-        <w:tc>
-          <w:tcPr>
-            <w:tcW w:type="dxa" w:w="3969"/>
-          </w:tcPr>
-          <w:p>
-            <w:r>
-              <w:t>Số CCCD/CMND</w:t>
-            </w:r>
-          </w:p>
-        </w:tc>
-        <w:tc>
-          <w:tcPr>
-            <w:tcW w:type="dxa" w:w="5669"/>
-          </w:tcPr>
-          <w:p>
-            <w:r>
-              <w:t>{{cccd_nguoi_2}}</w:t>
-            </w:r>
-          </w:p>
-        </w:tc>
-      </w:tr>
-      <w:tr>
-        <w:tc>
-          <w:tcPr>
-            <w:tcW w:type="dxa" w:w="3969"/>
-          </w:tcPr>
-          <w:p>
-            <w:r>
-              <w:t>Nơi thường trú/tạm trú</w:t>
-            </w:r>
-          </w:p>
-        </w:tc>
-        <w:tc>
-          <w:tcPr>
-            <w:tcW w:type="dxa" w:w="5669"/>
-          </w:tcPr>
-          <w:p>
-            <w:r>
-              <w:t>{{dia_chi_nguoi_2}}</w:t>
-            </w:r>
-          </w:p>
-        </w:tc>
-      </w:tr>
-      <w:tr>
-        <w:tc>
-          <w:tcPr>
-            <w:tcW w:type="dxa" w:w="3969"/>
-          </w:tcPr>
-          <w:p>
-            <w:r>
-              <w:t>Ngày đăng ký</w:t>
-            </w:r>
-          </w:p>
-        </w:tc>
-        <w:tc>
-          <w:tcPr>
-            <w:tcW w:type="dxa" w:w="5669"/>
-          </w:tcPr>
-          <w:p>
-            <w:r>
-              <w:t>{{ngay_dang_ky}}</w:t>
-            </w:r>
-          </w:p>
-        </w:tc>
-      </w:tr>
-      <w:tr>
-        <w:tc>
-          <w:tcPr>
-            <w:tcW w:type="dxa" w:w="3969"/>
-          </w:tcPr>
-          <w:p>
-            <w:r>
-              <w:t>Nơi đăng ký kết hôn (UBND)</w:t>
-            </w:r>
-          </w:p>
-        </w:tc>
-        <w:tc>
-          <w:tcPr>
-            <w:tcW w:type="dxa" w:w="5669"/>
-          </w:tcPr>
-          <w:p>
-            <w:r>
-              <w:t>{{noi_dang_ky}}</w:t>
-            </w:r>
-          </w:p>
-        </w:tc>
-      </w:tr>
     </w:tbl>
-    <w:p/>
-    <w:p>
-      <w:pPr>
-        <w:jc w:val="right"/>
-      </w:pPr>
-      <w:r>
-        <w:t>Người khai</w:t>
-        <w:br/>
-        <w:t>(Ký, ghi rõ họ tên)</w:t>
-      </w:r>
-    </w:p>
     <w:sectPr>
       <w:pgSz w:w="12240" w:h="15840"/>
-      <w:pgMar w:top="1134" w:right="1134" w:bottom="1134" w:left="1701" w:header="720" w:footer="720" w:gutter="0"/>
+      <w:pgMar w:top="1417" w:right="1134" w:bottom="1417" w:left="1701" w:header="720" w:footer="720" w:gutter="0"/>
       <w:cols w:space="720"/>
       <w:docGrid w:linePitch="360"/>
     </w:sectPr>
